--- a/writing/result_delete.docx
+++ b/writing/result_delete.docx
@@ -3,6 +3,15 @@
 <w:document xmlns:wpc="http://schemas.microsoft.com/office/word/2010/wordprocessingCanvas" xmlns:cx="http://schemas.microsoft.com/office/drawing/2014/chartex" xmlns:cx1="http://schemas.microsoft.com/office/drawing/2015/9/8/chartex" xmlns:cx2="http://schemas.microsoft.com/office/drawing/2015/10/21/chartex" xmlns:cx3="http://schemas.microsoft.com/office/drawing/2016/5/9/chartex" xmlns:cx4="http://schemas.microsoft.com/office/drawing/2016/5/10/chartex" xmlns:cx5="http://schemas.microsoft.com/office/drawing/2016/5/11/chartex" xmlns:cx6="http://schemas.microsoft.com/office/drawing/2016/5/12/chartex" xmlns:cx7="http://schemas.microsoft.com/office/drawing/2016/5/13/chartex" xmlns:cx8="http://schemas.microsoft.com/office/drawing/2016/5/14/chartex" xmlns:mc="http://schemas.openxmlformats.org/markup-compatibility/2006" xmlns:aink="http://schemas.microsoft.com/office/drawing/2016/ink" xmlns:am3d="http://schemas.microsoft.com/office/drawing/2017/model3d" xmlns:o="urn:schemas-microsoft-com:office:office" xmlns:oel="http://schemas.microsoft.com/office/2019/extlst" xmlns:r="http://schemas.openxmlformats.org/officeDocument/2006/relationships" xmlns:m="http://schemas.openxmlformats.org/officeDocument/2006/math" xmlns:v="urn:schemas-microsoft-com:vml" xmlns:wp14="http://schemas.microsoft.com/office/word/2010/wordprocessingDrawing" xmlns:wp="http://schemas.openxmlformats.org/drawingml/2006/wordprocessingDrawing" xmlns:w10="urn:schemas-microsoft-com:office:word" xmlns:w="http://schemas.openxmlformats.org/wordprocessingml/2006/main" xmlns:w14="http://schemas.microsoft.com/office/word/2010/wordml" xmlns:w15="http://schemas.microsoft.com/office/word/2012/wordml" xmlns:w16cex="http://schemas.microsoft.com/office/word/2018/wordml/cex" xmlns:w16cid="http://schemas.microsoft.com/office/word/2016/wordml/cid" xmlns:w16="http://schemas.microsoft.com/office/word/2018/wordml" xmlns:w16du="http://schemas.microsoft.com/office/word/2023/wordml/word16du" xmlns:w16sdtdh="http://schemas.microsoft.com/office/word/2020/wordml/sdtdatahash" xmlns:w16sdtfl="http://schemas.microsoft.com/office/word/2024/wordml/sdtformatlock" xmlns:w16se="http://schemas.microsoft.com/office/word/2015/wordml/symex" xmlns:wpg="http://schemas.microsoft.com/office/word/2010/wordprocessingGroup" xmlns:wpi="http://schemas.microsoft.com/office/word/2010/wordprocessingInk" xmlns:wne="http://schemas.microsoft.com/office/word/2006/wordml" xmlns:wps="http://schemas.microsoft.com/office/word/2010/wordprocessingShape" mc:Ignorable="w14 w15 w16se w16cid w16 w16cex w16sdtdh w16sdtfl w16du wp14">
   <w:body>
     <w:p>
+      <w:pPr>
+        <w:rPr>
+          <w:rFonts w:ascii="Arial" w:eastAsia="Times New Roman" w:hAnsi="Arial" w:cs="Arial"/>
+          <w:color w:val="000000"/>
+          <w:kern w:val="0"/>
+          <w:bdr w:val="none" w:sz="0" w:space="0" w:color="auto" w:frame="1"/>
+          <w14:ligatures w14:val="none"/>
+        </w:rPr>
+      </w:pPr>
       <w:r>
         <w:rPr>
           <w:rFonts w:ascii="Arial" w:eastAsia="Times New Roman" w:hAnsi="Arial" w:cs="Arial"/>
@@ -43,7 +52,7 @@
           <w14:ligatures w14:val="none"/>
         </w:rPr>
         <w:drawing>
-          <wp:inline distT="0" distB="0" distL="0" distR="0" wp14:anchorId="4F02301D" wp14:editId="21FCB1D0">
+          <wp:inline distT="0" distB="0" distL="0" distR="0" wp14:anchorId="729BF018" wp14:editId="6356B464">
             <wp:extent cx="5025224" cy="3776567"/>
             <wp:effectExtent l="0" t="0" r="4445" b="0"/>
             <wp:docPr id="8" name="Picture 2"/>
@@ -104,95 +113,190 @@
     </w:p>
     <w:p>
       <w:r>
-        <w:t>3. Results</w:t>
+        <w:rPr>
+          <w:b/>
+          <w:bCs/>
+          <w:color w:val="000000"/>
+          <w:bdr w:val="none" w:sz="0" w:space="0" w:color="auto" w:frame="1"/>
+        </w:rPr>
+        <w:fldChar w:fldCharType="begin"/>
+      </w:r>
+      <w:r>
+        <w:rPr>
+          <w:b/>
+          <w:bCs/>
+          <w:color w:val="000000"/>
+          <w:bdr w:val="none" w:sz="0" w:space="0" w:color="auto" w:frame="1"/>
+        </w:rPr>
+        <w:instrText xml:space="preserve"> INCLUDEPICTURE "https://lh7-rt.googleusercontent.com/docsz/AD_4nXcFLnybuzb0URk8jbDLeY2xJvtvZhJjs98H0vGFi384waNWYMtFvvH9w95e0oj3eQqkjIl-bTKwHNDitmZ9uNdhL-XLuN7ASJl6ggbk1q2VSC-eO3q4yPzbvX19CSzg86qORZJMz5pK-Tq-6f1t1jAeGKNu?key=5FzoVyNrle-Ubg5_Vet7RA" \* MERGEFORMATINET </w:instrText>
+      </w:r>
+      <w:r>
+        <w:rPr>
+          <w:b/>
+          <w:bCs/>
+          <w:color w:val="000000"/>
+          <w:bdr w:val="none" w:sz="0" w:space="0" w:color="auto" w:frame="1"/>
+        </w:rPr>
+        <w:fldChar w:fldCharType="separate"/>
+      </w:r>
+      <w:r>
+        <w:rPr>
+          <w:b/>
+          <w:bCs/>
+          <w:noProof/>
+          <w:color w:val="000000"/>
+          <w:bdr w:val="none" w:sz="0" w:space="0" w:color="auto" w:frame="1"/>
+        </w:rPr>
+        <w:drawing>
+          <wp:inline distT="0" distB="0" distL="0" distR="0" wp14:anchorId="435605F5" wp14:editId="55004CA3">
+            <wp:extent cx="5029200" cy="3354412"/>
+            <wp:effectExtent l="0" t="0" r="0" b="0"/>
+            <wp:docPr id="574660198" name="Picture 1" descr="A graph of blood samples&#10;&#10;AI-generated content may be incorrect."/>
+            <wp:cNvGraphicFramePr>
+              <a:graphicFrameLocks xmlns:a="http://schemas.openxmlformats.org/drawingml/2006/main" noChangeAspect="1"/>
+            </wp:cNvGraphicFramePr>
+            <a:graphic xmlns:a="http://schemas.openxmlformats.org/drawingml/2006/main">
+              <a:graphicData uri="http://schemas.openxmlformats.org/drawingml/2006/picture">
+                <pic:pic xmlns:pic="http://schemas.openxmlformats.org/drawingml/2006/picture">
+                  <pic:nvPicPr>
+                    <pic:cNvPr id="574660198" name="Picture 1" descr="A graph of blood samples&#10;&#10;AI-generated content may be incorrect."/>
+                    <pic:cNvPicPr>
+                      <a:picLocks noChangeAspect="1" noChangeArrowheads="1"/>
+                    </pic:cNvPicPr>
+                  </pic:nvPicPr>
+                  <pic:blipFill>
+                    <a:blip r:embed="rId5" cstate="print">
+                      <a:extLst>
+                        <a:ext uri="{28A0092B-C50C-407E-A947-70E740481C1C}">
+                          <a14:useLocalDpi xmlns:a14="http://schemas.microsoft.com/office/drawing/2010/main" val="0"/>
+                        </a:ext>
+                      </a:extLst>
+                    </a:blip>
+                    <a:srcRect/>
+                    <a:stretch>
+                      <a:fillRect/>
+                    </a:stretch>
+                  </pic:blipFill>
+                  <pic:spPr bwMode="auto">
+                    <a:xfrm>
+                      <a:off x="0" y="0"/>
+                      <a:ext cx="5058868" cy="3374200"/>
+                    </a:xfrm>
+                    <a:prstGeom prst="rect">
+                      <a:avLst/>
+                    </a:prstGeom>
+                    <a:noFill/>
+                    <a:ln>
+                      <a:noFill/>
+                    </a:ln>
+                  </pic:spPr>
+                </pic:pic>
+              </a:graphicData>
+            </a:graphic>
+          </wp:inline>
+        </w:drawing>
+      </w:r>
+      <w:r>
+        <w:rPr>
+          <w:b/>
+          <w:bCs/>
+          <w:color w:val="000000"/>
+          <w:bdr w:val="none" w:sz="0" w:space="0" w:color="auto" w:frame="1"/>
+        </w:rPr>
+        <w:fldChar w:fldCharType="end"/>
       </w:r>
     </w:p>
     <w:p>
       <w:r>
-        <w:t>3.1. Largemouth Bass</w:t>
+        <w:t>3. Results</w:t>
       </w:r>
     </w:p>
     <w:p>
       <w:r>
-        <w:t>3.2. Water Quality</w:t>
+        <w:t>3.1. Largemouth Bass</w:t>
       </w:r>
     </w:p>
     <w:p>
       <w:r>
-        <w:t>3.3. Toxins</w:t>
+        <w:t>3.2. Water Quality</w:t>
       </w:r>
     </w:p>
     <w:p>
       <w:r>
-        <w:t>3.3.1. Blood samples 1 versus 2</w:t>
+        <w:lastRenderedPageBreak/>
+        <w:t>3.3. Toxins</w:t>
       </w:r>
     </w:p>
     <w:p>
       <w:r>
-        <w:t>3.3.2. Blood samples 2 versus 3</w:t>
+        <w:t>3.3.1. Blood samples 1 versus 2</w:t>
       </w:r>
     </w:p>
     <w:p>
       <w:r>
-        <w:t xml:space="preserve">All bass NLR significantly increased post-known-stressor introduction (Table 2; Figure 4). Interestingly, the control, Cd low, Cd high, and </w:t>
-      </w:r>
-      <w:proofErr w:type="spellStart"/>
-      <w:r>
-        <w:t>PFPeA</w:t>
-      </w:r>
-      <w:proofErr w:type="spellEnd"/>
-      <w:r>
-        <w:t xml:space="preserve"> low bass NLR increased more than the </w:t>
-      </w:r>
-      <w:proofErr w:type="spellStart"/>
-      <w:r>
-        <w:t>PFPeA</w:t>
-      </w:r>
-      <w:proofErr w:type="spellEnd"/>
-      <w:r>
-        <w:t xml:space="preserve"> high NLR after salinity introduction (Figure 4). The control bass NLR increased 78% (-21–301%; 95% CL) more than the </w:t>
-      </w:r>
-      <w:proofErr w:type="spellStart"/>
-      <w:r>
-        <w:t>PFPeA</w:t>
-      </w:r>
-      <w:proofErr w:type="spellEnd"/>
-      <w:r>
-        <w:t xml:space="preserve"> high group (Z15,48 = 1.40; p = 0.16). The Cd low (Z15,48 = 1.75; p = 0.080) and Cd high (Z15,48 = 1.95; p = 0.051) bass NLR increased 94% (-8–307%; 95% CL) and 127% (-1–418%; 95% CL) more than the </w:t>
-      </w:r>
-      <w:proofErr w:type="spellStart"/>
-      <w:r>
-        <w:t>PFPeA</w:t>
-      </w:r>
-      <w:proofErr w:type="spellEnd"/>
-      <w:r>
-        <w:t xml:space="preserve"> high group, respectively. The </w:t>
-      </w:r>
-      <w:proofErr w:type="spellStart"/>
-      <w:r>
-        <w:t>PFPeA</w:t>
-      </w:r>
-      <w:proofErr w:type="spellEnd"/>
-      <w:r>
-        <w:t xml:space="preserve"> low bass NLR increased 173% (21–515%; 95% CL) more than the </w:t>
-      </w:r>
-      <w:proofErr w:type="spellStart"/>
-      <w:r>
-        <w:t>PFPeA</w:t>
-      </w:r>
-      <w:proofErr w:type="spellEnd"/>
-      <w:r>
-        <w:t xml:space="preserve"> high group, the only statistically significant increase (Z15,48 = 2.42; p = 0.016).</w:t>
+        <w:t>3.3.2. Blood samples 2 versus 3</w:t>
       </w:r>
     </w:p>
     <w:p>
       <w:r>
-        <w:t>3.3.3. Blood samples 3 versus 4</w:t>
+        <w:t xml:space="preserve">All bass NLR significantly increased post-known-stressor introduction (Table 2; Figure 4). Interestingly, the control, Cd low, Cd high, and </w:t>
+      </w:r>
+      <w:proofErr w:type="spellStart"/>
+      <w:r>
+        <w:t>PFPeA</w:t>
+      </w:r>
+      <w:proofErr w:type="spellEnd"/>
+      <w:r>
+        <w:t xml:space="preserve"> low bass NLR increased more than the </w:t>
+      </w:r>
+      <w:proofErr w:type="spellStart"/>
+      <w:r>
+        <w:t>PFPeA</w:t>
+      </w:r>
+      <w:proofErr w:type="spellEnd"/>
+      <w:r>
+        <w:t xml:space="preserve"> high NLR after salinity introduction (Figure 4). The control bass NLR increased 78% (-21–301%; 95% CL) more than the </w:t>
+      </w:r>
+      <w:proofErr w:type="spellStart"/>
+      <w:r>
+        <w:t>PFPeA</w:t>
+      </w:r>
+      <w:proofErr w:type="spellEnd"/>
+      <w:r>
+        <w:t xml:space="preserve"> high group (Z15,48 = 1.40; p = 0.16). The Cd low (Z15,48 = 1.75; p = 0.080) and Cd high (Z15,48 = 1.95; p = 0.051) bass NLR increased 94% (-8–307%; 95% CL) and 127% (-1–418%; 95% CL) more than the </w:t>
+      </w:r>
+      <w:proofErr w:type="spellStart"/>
+      <w:r>
+        <w:t>PFPeA</w:t>
+      </w:r>
+      <w:proofErr w:type="spellEnd"/>
+      <w:r>
+        <w:t xml:space="preserve"> high group, respectively. The </w:t>
+      </w:r>
+      <w:proofErr w:type="spellStart"/>
+      <w:r>
+        <w:t>PFPeA</w:t>
+      </w:r>
+      <w:proofErr w:type="spellEnd"/>
+      <w:r>
+        <w:t xml:space="preserve"> low bass NLR increased 173% (21–515%; 95% CL) more than the </w:t>
+      </w:r>
+      <w:proofErr w:type="spellStart"/>
+      <w:r>
+        <w:t>PFPeA</w:t>
+      </w:r>
+      <w:proofErr w:type="spellEnd"/>
+      <w:r>
+        <w:t xml:space="preserve"> high group, the only statistically significant increase (Z15,48 = 2.42; p = 0.016).</w:t>
       </w:r>
     </w:p>
     <w:p>
       <w:r>
-        <w:lastRenderedPageBreak/>
+        <w:t>3.3.3. Blood samples 3 versus 4</w:t>
+      </w:r>
+    </w:p>
+    <w:p>
+      <w:r>
         <w:t xml:space="preserve">Seven days after the known environmental stressor introduction (blood samples 3 to 4), bass NLR declined in all groups, except </w:t>
       </w:r>
       <w:proofErr w:type="spellStart"/>
